--- a/catalogue_creation.docx
+++ b/catalogue_creation.docx
@@ -4,6 +4,14 @@
   <w:body>
     <w:p>
       <w:r>
+        <w:t>The snippet below shows a running Backstage application. At this stage of this project, we are navigating through catalog creation for applications deployed on Backstage.</w:t>
+      </w:r>
+    </w:p>
+    <w:p>
+      <w:r>
+        <w:rPr>
+          <w:noProof/>
+        </w:rPr>
         <w:drawing>
           <wp:inline distT="0" distB="0" distL="0" distR="0" wp14:anchorId="39818F5B" wp14:editId="406B42B0">
             <wp:extent cx="5731510" cy="2919730"/>
@@ -29,6 +37,261 @@
                     <a:xfrm>
                       <a:off x="0" y="0"/>
                       <a:ext cx="5731510" cy="2919730"/>
+                    </a:xfrm>
+                    <a:prstGeom prst="rect">
+                      <a:avLst/>
+                    </a:prstGeom>
+                  </pic:spPr>
+                </pic:pic>
+              </a:graphicData>
+            </a:graphic>
+          </wp:inline>
+        </w:drawing>
+      </w:r>
+    </w:p>
+    <w:p>
+      <w:r>
+        <w:t>To start with, Backstage catalog is a centralised system that keeps tracks of ownership of software application in an organization. It is built on the concept of metadata YAML files stored together with application source code.</w:t>
+      </w:r>
+    </w:p>
+    <w:p>
+      <w:r>
+        <w:t>To walkthrough the process, we started by creating a yaml file, and copy from provided examples from Backstage as illustrated in the snippet</w:t>
+      </w:r>
+      <w:r>
+        <w:t>s</w:t>
+      </w:r>
+      <w:r>
+        <w:t xml:space="preserve"> below:</w:t>
+      </w:r>
+    </w:p>
+    <w:p>
+      <w:r>
+        <w:drawing>
+          <wp:inline distT="0" distB="0" distL="0" distR="0" wp14:anchorId="7EDBF22F" wp14:editId="3894EB81">
+            <wp:extent cx="5731510" cy="1798320"/>
+            <wp:effectExtent l="0" t="0" r="2540" b="0"/>
+            <wp:docPr id="1521113298" name="Picture 1"/>
+            <wp:cNvGraphicFramePr>
+              <a:graphicFrameLocks xmlns:a="http://schemas.openxmlformats.org/drawingml/2006/main" noChangeAspect="1"/>
+            </wp:cNvGraphicFramePr>
+            <a:graphic xmlns:a="http://schemas.openxmlformats.org/drawingml/2006/main">
+              <a:graphicData uri="http://schemas.openxmlformats.org/drawingml/2006/picture">
+                <pic:pic xmlns:pic="http://schemas.openxmlformats.org/drawingml/2006/picture">
+                  <pic:nvPicPr>
+                    <pic:cNvPr id="1521113298" name=""/>
+                    <pic:cNvPicPr/>
+                  </pic:nvPicPr>
+                  <pic:blipFill>
+                    <a:blip r:embed="rId5"/>
+                    <a:stretch>
+                      <a:fillRect/>
+                    </a:stretch>
+                  </pic:blipFill>
+                  <pic:spPr>
+                    <a:xfrm>
+                      <a:off x="0" y="0"/>
+                      <a:ext cx="5731510" cy="1798320"/>
+                    </a:xfrm>
+                    <a:prstGeom prst="rect">
+                      <a:avLst/>
+                    </a:prstGeom>
+                  </pic:spPr>
+                </pic:pic>
+              </a:graphicData>
+            </a:graphic>
+          </wp:inline>
+        </w:drawing>
+      </w:r>
+    </w:p>
+    <w:p>
+      <w:r>
+        <w:lastRenderedPageBreak/>
+        <w:drawing>
+          <wp:inline distT="0" distB="0" distL="0" distR="0" wp14:anchorId="3673440B" wp14:editId="61102B7D">
+            <wp:extent cx="5731510" cy="2319655"/>
+            <wp:effectExtent l="0" t="0" r="2540" b="4445"/>
+            <wp:docPr id="1046323397" name="Picture 1"/>
+            <wp:cNvGraphicFramePr>
+              <a:graphicFrameLocks xmlns:a="http://schemas.openxmlformats.org/drawingml/2006/main" noChangeAspect="1"/>
+            </wp:cNvGraphicFramePr>
+            <a:graphic xmlns:a="http://schemas.openxmlformats.org/drawingml/2006/main">
+              <a:graphicData uri="http://schemas.openxmlformats.org/drawingml/2006/picture">
+                <pic:pic xmlns:pic="http://schemas.openxmlformats.org/drawingml/2006/picture">
+                  <pic:nvPicPr>
+                    <pic:cNvPr id="1046323397" name=""/>
+                    <pic:cNvPicPr/>
+                  </pic:nvPicPr>
+                  <pic:blipFill>
+                    <a:blip r:embed="rId6"/>
+                    <a:stretch>
+                      <a:fillRect/>
+                    </a:stretch>
+                  </pic:blipFill>
+                  <pic:spPr>
+                    <a:xfrm>
+                      <a:off x="0" y="0"/>
+                      <a:ext cx="5731510" cy="2319655"/>
+                    </a:xfrm>
+                    <a:prstGeom prst="rect">
+                      <a:avLst/>
+                    </a:prstGeom>
+                  </pic:spPr>
+                </pic:pic>
+              </a:graphicData>
+            </a:graphic>
+          </wp:inline>
+        </w:drawing>
+      </w:r>
+    </w:p>
+    <w:p>
+      <w:r>
+        <w:t xml:space="preserve">The appropriate values can be found in the documentation provided here: </w:t>
+      </w:r>
+      <w:hyperlink r:id="rId7" w:history="1">
+        <w:r>
+          <w:rPr>
+            <w:rStyle w:val="Hyperlink"/>
+          </w:rPr>
+          <w:t>descriptor-format/</w:t>
+        </w:r>
+      </w:hyperlink>
+      <w:r>
+        <w:t xml:space="preserve"> .</w:t>
+      </w:r>
+    </w:p>
+    <w:p>
+      <w:r>
+        <w:t>To create owners for the catalog, we need to create a group that will be used for owner values in our yaml files. Example is shown in the snippets below:</w:t>
+      </w:r>
+    </w:p>
+    <w:p>
+      <w:r>
+        <w:drawing>
+          <wp:inline distT="0" distB="0" distL="0" distR="0" wp14:anchorId="14456BA1" wp14:editId="6D6D55B1">
+            <wp:extent cx="5731510" cy="1053465"/>
+            <wp:effectExtent l="0" t="0" r="2540" b="0"/>
+            <wp:docPr id="1176593236" name="Picture 1"/>
+            <wp:cNvGraphicFramePr>
+              <a:graphicFrameLocks xmlns:a="http://schemas.openxmlformats.org/drawingml/2006/main" noChangeAspect="1"/>
+            </wp:cNvGraphicFramePr>
+            <a:graphic xmlns:a="http://schemas.openxmlformats.org/drawingml/2006/main">
+              <a:graphicData uri="http://schemas.openxmlformats.org/drawingml/2006/picture">
+                <pic:pic xmlns:pic="http://schemas.openxmlformats.org/drawingml/2006/picture">
+                  <pic:nvPicPr>
+                    <pic:cNvPr id="1176593236" name=""/>
+                    <pic:cNvPicPr/>
+                  </pic:nvPicPr>
+                  <pic:blipFill>
+                    <a:blip r:embed="rId8"/>
+                    <a:stretch>
+                      <a:fillRect/>
+                    </a:stretch>
+                  </pic:blipFill>
+                  <pic:spPr>
+                    <a:xfrm>
+                      <a:off x="0" y="0"/>
+                      <a:ext cx="5731510" cy="1053465"/>
+                    </a:xfrm>
+                    <a:prstGeom prst="rect">
+                      <a:avLst/>
+                    </a:prstGeom>
+                  </pic:spPr>
+                </pic:pic>
+              </a:graphicData>
+            </a:graphic>
+          </wp:inline>
+        </w:drawing>
+      </w:r>
+    </w:p>
+    <w:p>
+      <w:r>
+        <w:t>The groups can also be linked to user(s) as shown in the snippet:</w:t>
+      </w:r>
+    </w:p>
+    <w:p>
+      <w:r>
+        <w:drawing>
+          <wp:inline distT="0" distB="0" distL="0" distR="0" wp14:anchorId="4F841A19" wp14:editId="486669B3">
+            <wp:extent cx="5731510" cy="1039495"/>
+            <wp:effectExtent l="0" t="0" r="2540" b="8255"/>
+            <wp:docPr id="910864128" name="Picture 1"/>
+            <wp:cNvGraphicFramePr>
+              <a:graphicFrameLocks xmlns:a="http://schemas.openxmlformats.org/drawingml/2006/main" noChangeAspect="1"/>
+            </wp:cNvGraphicFramePr>
+            <a:graphic xmlns:a="http://schemas.openxmlformats.org/drawingml/2006/main">
+              <a:graphicData uri="http://schemas.openxmlformats.org/drawingml/2006/picture">
+                <pic:pic xmlns:pic="http://schemas.openxmlformats.org/drawingml/2006/picture">
+                  <pic:nvPicPr>
+                    <pic:cNvPr id="910864128" name=""/>
+                    <pic:cNvPicPr/>
+                  </pic:nvPicPr>
+                  <pic:blipFill>
+                    <a:blip r:embed="rId9"/>
+                    <a:stretch>
+                      <a:fillRect/>
+                    </a:stretch>
+                  </pic:blipFill>
+                  <pic:spPr>
+                    <a:xfrm>
+                      <a:off x="0" y="0"/>
+                      <a:ext cx="5731510" cy="1039495"/>
+                    </a:xfrm>
+                    <a:prstGeom prst="rect">
+                      <a:avLst/>
+                    </a:prstGeom>
+                  </pic:spPr>
+                </pic:pic>
+              </a:graphicData>
+            </a:graphic>
+          </wp:inline>
+        </w:drawing>
+      </w:r>
+    </w:p>
+    <w:p>
+      <w:r>
+        <w:t xml:space="preserve">To effect this, we must activate the groups in the </w:t>
+      </w:r>
+      <w:r>
+        <w:rPr>
+          <w:i/>
+          <w:iCs/>
+          <w:highlight w:val="yellow"/>
+        </w:rPr>
+        <w:t>app-config.local.yaml</w:t>
+      </w:r>
+      <w:r>
+        <w:t xml:space="preserve"> as shown in the snippet:</w:t>
+      </w:r>
+    </w:p>
+    <w:p>
+      <w:r>
+        <w:lastRenderedPageBreak/>
+        <w:drawing>
+          <wp:inline distT="0" distB="0" distL="0" distR="0" wp14:anchorId="48422709" wp14:editId="47E7B098">
+            <wp:extent cx="5731510" cy="3288665"/>
+            <wp:effectExtent l="0" t="0" r="2540" b="6985"/>
+            <wp:docPr id="473503154" name="Picture 1"/>
+            <wp:cNvGraphicFramePr>
+              <a:graphicFrameLocks xmlns:a="http://schemas.openxmlformats.org/drawingml/2006/main" noChangeAspect="1"/>
+            </wp:cNvGraphicFramePr>
+            <a:graphic xmlns:a="http://schemas.openxmlformats.org/drawingml/2006/main">
+              <a:graphicData uri="http://schemas.openxmlformats.org/drawingml/2006/picture">
+                <pic:pic xmlns:pic="http://schemas.openxmlformats.org/drawingml/2006/picture">
+                  <pic:nvPicPr>
+                    <pic:cNvPr id="473503154" name=""/>
+                    <pic:cNvPicPr/>
+                  </pic:nvPicPr>
+                  <pic:blipFill>
+                    <a:blip r:embed="rId10"/>
+                    <a:stretch>
+                      <a:fillRect/>
+                    </a:stretch>
+                  </pic:blipFill>
+                  <pic:spPr>
+                    <a:xfrm>
+                      <a:off x="0" y="0"/>
+                      <a:ext cx="5731510" cy="3288665"/>
                     </a:xfrm>
                     <a:prstGeom prst="rect">
                       <a:avLst/>
@@ -968,6 +1231,29 @@
       <w:spacing w:val="5"/>
     </w:rPr>
   </w:style>
+  <w:style w:type="character" w:styleId="Hyperlink">
+    <w:name w:val="Hyperlink"/>
+    <w:basedOn w:val="DefaultParagraphFont"/>
+    <w:uiPriority w:val="99"/>
+    <w:unhideWhenUsed/>
+    <w:rsid w:val="00DF0CF3"/>
+    <w:rPr>
+      <w:color w:val="467886" w:themeColor="hyperlink"/>
+      <w:u w:val="single"/>
+    </w:rPr>
+  </w:style>
+  <w:style w:type="character" w:styleId="UnresolvedMention">
+    <w:name w:val="Unresolved Mention"/>
+    <w:basedOn w:val="DefaultParagraphFont"/>
+    <w:uiPriority w:val="99"/>
+    <w:semiHidden/>
+    <w:unhideWhenUsed/>
+    <w:rsid w:val="00DF0CF3"/>
+    <w:rPr>
+      <w:color w:val="605E5C"/>
+      <w:shd w:val="clear" w:color="auto" w:fill="E1DFDD"/>
+    </w:rPr>
+  </w:style>
 </w:styles>
 </file>
 

--- a/catalogue_creation.docx
+++ b/catalogue_creation.docx
@@ -302,6 +302,286 @@
             </a:graphic>
           </wp:inline>
         </w:drawing>
+      </w:r>
+    </w:p>
+    <w:p>
+      <w:r>
+        <w:t>Push your changes, Open Backstage application in browser.</w:t>
+      </w:r>
+    </w:p>
+    <w:p>
+      <w:r>
+        <w:drawing>
+          <wp:inline distT="0" distB="0" distL="0" distR="0" wp14:anchorId="013B7269" wp14:editId="3B001B5F">
+            <wp:extent cx="5731510" cy="3449320"/>
+            <wp:effectExtent l="0" t="0" r="2540" b="0"/>
+            <wp:docPr id="1612612250" name="Picture 1"/>
+            <wp:cNvGraphicFramePr>
+              <a:graphicFrameLocks xmlns:a="http://schemas.openxmlformats.org/drawingml/2006/main" noChangeAspect="1"/>
+            </wp:cNvGraphicFramePr>
+            <a:graphic xmlns:a="http://schemas.openxmlformats.org/drawingml/2006/main">
+              <a:graphicData uri="http://schemas.openxmlformats.org/drawingml/2006/picture">
+                <pic:pic xmlns:pic="http://schemas.openxmlformats.org/drawingml/2006/picture">
+                  <pic:nvPicPr>
+                    <pic:cNvPr id="1612612250" name=""/>
+                    <pic:cNvPicPr/>
+                  </pic:nvPicPr>
+                  <pic:blipFill>
+                    <a:blip r:embed="rId11"/>
+                    <a:stretch>
+                      <a:fillRect/>
+                    </a:stretch>
+                  </pic:blipFill>
+                  <pic:spPr>
+                    <a:xfrm>
+                      <a:off x="0" y="0"/>
+                      <a:ext cx="5731510" cy="3449320"/>
+                    </a:xfrm>
+                    <a:prstGeom prst="rect">
+                      <a:avLst/>
+                    </a:prstGeom>
+                  </pic:spPr>
+                </pic:pic>
+              </a:graphicData>
+            </a:graphic>
+          </wp:inline>
+        </w:drawing>
+      </w:r>
+    </w:p>
+    <w:p/>
+    <w:p>
+      <w:r>
+        <w:t xml:space="preserve">To create a new catalog, click on </w:t>
+      </w:r>
+      <w:r>
+        <w:rPr>
+          <w:highlight w:val="yellow"/>
+        </w:rPr>
+        <w:t>CREATE</w:t>
+      </w:r>
+      <w:r>
+        <w:t xml:space="preserve"> -&gt;  </w:t>
+      </w:r>
+      <w:r>
+        <w:rPr>
+          <w:highlight w:val="yellow"/>
+        </w:rPr>
+        <w:t>REGISTER EXISTING COMPONENT</w:t>
+      </w:r>
+    </w:p>
+    <w:p>
+      <w:r>
+        <w:lastRenderedPageBreak/>
+        <w:drawing>
+          <wp:inline distT="0" distB="0" distL="0" distR="0" wp14:anchorId="1E5850B1" wp14:editId="3D1C486E">
+            <wp:extent cx="1543265" cy="2095792"/>
+            <wp:effectExtent l="0" t="0" r="0" b="0"/>
+            <wp:docPr id="1298828868" name="Picture 1"/>
+            <wp:cNvGraphicFramePr>
+              <a:graphicFrameLocks xmlns:a="http://schemas.openxmlformats.org/drawingml/2006/main" noChangeAspect="1"/>
+            </wp:cNvGraphicFramePr>
+            <a:graphic xmlns:a="http://schemas.openxmlformats.org/drawingml/2006/main">
+              <a:graphicData uri="http://schemas.openxmlformats.org/drawingml/2006/picture">
+                <pic:pic xmlns:pic="http://schemas.openxmlformats.org/drawingml/2006/picture">
+                  <pic:nvPicPr>
+                    <pic:cNvPr id="1298828868" name=""/>
+                    <pic:cNvPicPr/>
+                  </pic:nvPicPr>
+                  <pic:blipFill>
+                    <a:blip r:embed="rId12"/>
+                    <a:stretch>
+                      <a:fillRect/>
+                    </a:stretch>
+                  </pic:blipFill>
+                  <pic:spPr>
+                    <a:xfrm>
+                      <a:off x="0" y="0"/>
+                      <a:ext cx="1543265" cy="2095792"/>
+                    </a:xfrm>
+                    <a:prstGeom prst="rect">
+                      <a:avLst/>
+                    </a:prstGeom>
+                  </pic:spPr>
+                </pic:pic>
+              </a:graphicData>
+            </a:graphic>
+          </wp:inline>
+        </w:drawing>
+      </w:r>
+      <w:r>
+        <w:t xml:space="preserve">              </w:t>
+      </w:r>
+      <w:r>
+        <w:drawing>
+          <wp:inline distT="0" distB="0" distL="0" distR="0" wp14:anchorId="72806ED3" wp14:editId="65629A94">
+            <wp:extent cx="2781300" cy="1589314"/>
+            <wp:effectExtent l="0" t="0" r="0" b="0"/>
+            <wp:docPr id="32946508" name="Picture 1"/>
+            <wp:cNvGraphicFramePr>
+              <a:graphicFrameLocks xmlns:a="http://schemas.openxmlformats.org/drawingml/2006/main" noChangeAspect="1"/>
+            </wp:cNvGraphicFramePr>
+            <a:graphic xmlns:a="http://schemas.openxmlformats.org/drawingml/2006/main">
+              <a:graphicData uri="http://schemas.openxmlformats.org/drawingml/2006/picture">
+                <pic:pic xmlns:pic="http://schemas.openxmlformats.org/drawingml/2006/picture">
+                  <pic:nvPicPr>
+                    <pic:cNvPr id="32946508" name=""/>
+                    <pic:cNvPicPr/>
+                  </pic:nvPicPr>
+                  <pic:blipFill>
+                    <a:blip r:embed="rId13"/>
+                    <a:stretch>
+                      <a:fillRect/>
+                    </a:stretch>
+                  </pic:blipFill>
+                  <pic:spPr>
+                    <a:xfrm>
+                      <a:off x="0" y="0"/>
+                      <a:ext cx="2786720" cy="1592411"/>
+                    </a:xfrm>
+                    <a:prstGeom prst="rect">
+                      <a:avLst/>
+                    </a:prstGeom>
+                  </pic:spPr>
+                </pic:pic>
+              </a:graphicData>
+            </a:graphic>
+          </wp:inline>
+        </w:drawing>
+      </w:r>
+    </w:p>
+    <w:p>
+      <w:r>
+        <w:t xml:space="preserve">In the section for </w:t>
+      </w:r>
+      <w:r>
+        <w:rPr>
+          <w:highlight w:val="yellow"/>
+        </w:rPr>
+        <w:t>Select URL</w:t>
+      </w:r>
+      <w:r>
+        <w:t xml:space="preserve">, copy the full path of the </w:t>
+      </w:r>
+      <w:r>
+        <w:rPr>
+          <w:highlight w:val="yellow"/>
+        </w:rPr>
+        <w:t>catalog-info.yaml</w:t>
+      </w:r>
+      <w:r>
+        <w:t xml:space="preserve"> file from your repository, then click </w:t>
+      </w:r>
+      <w:r>
+        <w:rPr>
+          <w:highlight w:val="yellow"/>
+        </w:rPr>
+        <w:t>A</w:t>
+      </w:r>
+      <w:r>
+        <w:rPr>
+          <w:highlight w:val="yellow"/>
+        </w:rPr>
+        <w:t>NALYZE</w:t>
+      </w:r>
+      <w:r>
+        <w:t>:</w:t>
+      </w:r>
+    </w:p>
+    <w:p>
+      <w:r>
+        <w:drawing>
+          <wp:inline distT="0" distB="0" distL="0" distR="0" wp14:anchorId="311B6D40" wp14:editId="5565499E">
+            <wp:extent cx="5731510" cy="1880235"/>
+            <wp:effectExtent l="0" t="0" r="2540" b="5715"/>
+            <wp:docPr id="556012196" name="Picture 1"/>
+            <wp:cNvGraphicFramePr>
+              <a:graphicFrameLocks xmlns:a="http://schemas.openxmlformats.org/drawingml/2006/main" noChangeAspect="1"/>
+            </wp:cNvGraphicFramePr>
+            <a:graphic xmlns:a="http://schemas.openxmlformats.org/drawingml/2006/main">
+              <a:graphicData uri="http://schemas.openxmlformats.org/drawingml/2006/picture">
+                <pic:pic xmlns:pic="http://schemas.openxmlformats.org/drawingml/2006/picture">
+                  <pic:nvPicPr>
+                    <pic:cNvPr id="556012196" name=""/>
+                    <pic:cNvPicPr/>
+                  </pic:nvPicPr>
+                  <pic:blipFill>
+                    <a:blip r:embed="rId14"/>
+                    <a:stretch>
+                      <a:fillRect/>
+                    </a:stretch>
+                  </pic:blipFill>
+                  <pic:spPr>
+                    <a:xfrm>
+                      <a:off x="0" y="0"/>
+                      <a:ext cx="5731510" cy="1880235"/>
+                    </a:xfrm>
+                    <a:prstGeom prst="rect">
+                      <a:avLst/>
+                    </a:prstGeom>
+                  </pic:spPr>
+                </pic:pic>
+              </a:graphicData>
+            </a:graphic>
+          </wp:inline>
+        </w:drawing>
+      </w:r>
+    </w:p>
+    <w:p>
+      <w:r>
+        <w:t xml:space="preserve">To create a TechDoc for the application, following the instruction in </w:t>
+      </w:r>
+      <w:r>
+        <w:rPr>
+          <w:highlight w:val="yellow"/>
+        </w:rPr>
+        <w:t>stackedit.io/app</w:t>
+      </w:r>
+      <w:r>
+        <w:t>.</w:t>
+      </w:r>
+    </w:p>
+    <w:p>
+      <w:r>
+        <w:drawing>
+          <wp:inline distT="0" distB="0" distL="0" distR="0" wp14:anchorId="1CB6CAB8" wp14:editId="011951F2">
+            <wp:extent cx="5731510" cy="3327400"/>
+            <wp:effectExtent l="0" t="0" r="2540" b="6350"/>
+            <wp:docPr id="1464659455" name="Picture 1"/>
+            <wp:cNvGraphicFramePr>
+              <a:graphicFrameLocks xmlns:a="http://schemas.openxmlformats.org/drawingml/2006/main" noChangeAspect="1"/>
+            </wp:cNvGraphicFramePr>
+            <a:graphic xmlns:a="http://schemas.openxmlformats.org/drawingml/2006/main">
+              <a:graphicData uri="http://schemas.openxmlformats.org/drawingml/2006/picture">
+                <pic:pic xmlns:pic="http://schemas.openxmlformats.org/drawingml/2006/picture">
+                  <pic:nvPicPr>
+                    <pic:cNvPr id="1464659455" name=""/>
+                    <pic:cNvPicPr/>
+                  </pic:nvPicPr>
+                  <pic:blipFill>
+                    <a:blip r:embed="rId15"/>
+                    <a:stretch>
+                      <a:fillRect/>
+                    </a:stretch>
+                  </pic:blipFill>
+                  <pic:spPr>
+                    <a:xfrm>
+                      <a:off x="0" y="0"/>
+                      <a:ext cx="5731510" cy="3327400"/>
+                    </a:xfrm>
+                    <a:prstGeom prst="rect">
+                      <a:avLst/>
+                    </a:prstGeom>
+                  </pic:spPr>
+                </pic:pic>
+              </a:graphicData>
+            </a:graphic>
+          </wp:inline>
+        </w:drawing>
+      </w:r>
+    </w:p>
+    <w:p>
+      <w:r>
+        <w:t xml:space="preserve"> </w:t>
       </w:r>
     </w:p>
     <w:sectPr>
